--- a/timeseries/output/reports/Ouganda_balance_sheet_cafe.docx
+++ b/timeseries/output/reports/Ouganda_balance_sheet_cafe.docx
@@ -80,7 +80,7 @@
         <w:rPr>
           <w:sz w:val="20"/>
         </w:rPr>
-        <w:t>L'El Niño en cours (attendu jusqu'à mars 2027) pilote donc la campagne 2026/27.</w:t>
+        <w:t>L'El Niño en cours pilote donc la campagne 2026/27.</w:t>
       </w:r>
     </w:p>
     <w:p>

--- a/timeseries/output/reports/Ouganda_balance_sheet_cafe.docx
+++ b/timeseries/output/reports/Ouganda_balance_sheet_cafe.docx
@@ -2151,7 +2151,7 @@
       <w:r>
         <w:drawing>
           <wp:inline xmlns:a="http://schemas.openxmlformats.org/drawingml/2006/main" xmlns:pic="http://schemas.openxmlformats.org/drawingml/2006/picture">
-            <wp:extent cx="5760000" cy="2346158"/>
+            <wp:extent cx="5760000" cy="2097915"/>
             <wp:docPr id="4" name="Picture 4"/>
             <wp:cNvGraphicFramePr>
               <a:graphicFrameLocks noChangeAspect="1"/>
@@ -2172,7 +2172,7 @@
                   <pic:spPr>
                     <a:xfrm>
                       <a:off x="0" y="0"/>
-                      <a:ext cx="5760000" cy="2346158"/>
+                      <a:ext cx="5760000" cy="2097915"/>
                     </a:xfrm>
                     <a:prstGeom prst="rect"/>
                   </pic:spPr>

--- a/timeseries/output/reports/Ouganda_balance_sheet_cafe.docx
+++ b/timeseries/output/reports/Ouganda_balance_sheet_cafe.docx
@@ -2151,7 +2151,7 @@
       <w:r>
         <w:drawing>
           <wp:inline xmlns:a="http://schemas.openxmlformats.org/drawingml/2006/main" xmlns:pic="http://schemas.openxmlformats.org/drawingml/2006/picture">
-            <wp:extent cx="5760000" cy="2097915"/>
+            <wp:extent cx="5760000" cy="1851540"/>
             <wp:docPr id="4" name="Picture 4"/>
             <wp:cNvGraphicFramePr>
               <a:graphicFrameLocks noChangeAspect="1"/>
@@ -2172,7 +2172,7 @@
                   <pic:spPr>
                     <a:xfrm>
                       <a:off x="0" y="0"/>
-                      <a:ext cx="5760000" cy="2097915"/>
+                      <a:ext cx="5760000" cy="1851540"/>
                     </a:xfrm>
                     <a:prstGeom prst="rect"/>
                   </pic:spPr>

--- a/timeseries/output/reports/Ouganda_balance_sheet_cafe.docx
+++ b/timeseries/output/reports/Ouganda_balance_sheet_cafe.docx
@@ -1576,7 +1576,7 @@
         </w:tc>
         <w:tc>
           <w:tcPr>
-            <w:tcW w:type="dxa" w:w="1814"/>
+            <w:tcW w:type="dxa" w:w="1928"/>
           </w:tcPr>
           <w:p>
             <w:r/>
@@ -1585,13 +1585,13 @@
                 <w:b/>
                 <w:sz w:val="16"/>
               </w:rPr>
-              <w:t>Phase ENSO (ONI)</w:t>
+              <w:t>Épisode ENSO pilote (ONI)</w:t>
             </w:r>
           </w:p>
         </w:tc>
         <w:tc>
           <w:tcPr>
-            <w:tcW w:type="dxa" w:w="4195"/>
+            <w:tcW w:type="dxa" w:w="4082"/>
           </w:tcPr>
           <w:p>
             <w:r/>
@@ -1650,7 +1650,7 @@
         </w:tc>
         <w:tc>
           <w:tcPr>
-            <w:tcW w:type="dxa" w:w="1814"/>
+            <w:tcW w:type="dxa" w:w="1928"/>
           </w:tcPr>
           <w:p>
             <w:r/>
@@ -1658,13 +1658,13 @@
               <w:rPr>
                 <w:sz w:val="16"/>
               </w:rPr>
-              <w:t>neutre (+0.5)</w:t>
+              <w:t>neutre 2019/20 (+0.5)</w:t>
             </w:r>
           </w:p>
         </w:tc>
         <w:tc>
           <w:tcPr>
-            <w:tcW w:type="dxa" w:w="4195"/>
+            <w:tcW w:type="dxa" w:w="4082"/>
           </w:tcPr>
           <w:p>
             <w:r/>
@@ -1721,7 +1721,7 @@
         </w:tc>
         <w:tc>
           <w:tcPr>
-            <w:tcW w:type="dxa" w:w="1814"/>
+            <w:tcW w:type="dxa" w:w="1928"/>
           </w:tcPr>
           <w:p>
             <w:r/>
@@ -1729,13 +1729,13 @@
               <w:rPr>
                 <w:sz w:val="16"/>
               </w:rPr>
-              <w:t>El Niño (+2.6)</w:t>
+              <w:t>El Niño 2015/16 (+2.6)</w:t>
             </w:r>
           </w:p>
         </w:tc>
         <w:tc>
           <w:tcPr>
-            <w:tcW w:type="dxa" w:w="4195"/>
+            <w:tcW w:type="dxa" w:w="4082"/>
           </w:tcPr>
           <w:p>
             <w:r/>
@@ -1793,7 +1793,7 @@
         </w:tc>
         <w:tc>
           <w:tcPr>
-            <w:tcW w:type="dxa" w:w="1814"/>
+            <w:tcW w:type="dxa" w:w="1928"/>
           </w:tcPr>
           <w:p>
             <w:r/>
@@ -1801,13 +1801,13 @@
               <w:rPr>
                 <w:sz w:val="16"/>
               </w:rPr>
-              <w:t>El Niño (+0.7)</w:t>
+              <w:t>El Niño 2014/15 (+0.7)</w:t>
             </w:r>
           </w:p>
         </w:tc>
         <w:tc>
           <w:tcPr>
-            <w:tcW w:type="dxa" w:w="4195"/>
+            <w:tcW w:type="dxa" w:w="4082"/>
           </w:tcPr>
           <w:p>
             <w:r/>
@@ -1864,7 +1864,7 @@
         </w:tc>
         <w:tc>
           <w:tcPr>
-            <w:tcW w:type="dxa" w:w="1814"/>
+            <w:tcW w:type="dxa" w:w="1928"/>
           </w:tcPr>
           <w:p>
             <w:r/>
@@ -1872,13 +1872,13 @@
               <w:rPr>
                 <w:sz w:val="16"/>
               </w:rPr>
-              <w:t>La Niña (-1.1)</w:t>
+              <w:t>La Niña 2011/12 (-1.1)</w:t>
             </w:r>
           </w:p>
         </w:tc>
         <w:tc>
           <w:tcPr>
-            <w:tcW w:type="dxa" w:w="4195"/>
+            <w:tcW w:type="dxa" w:w="4082"/>
           </w:tcPr>
           <w:p>
             <w:r/>
@@ -1935,7 +1935,7 @@
         </w:tc>
         <w:tc>
           <w:tcPr>
-            <w:tcW w:type="dxa" w:w="1814"/>
+            <w:tcW w:type="dxa" w:w="1928"/>
           </w:tcPr>
           <w:p>
             <w:r/>
@@ -1943,13 +1943,13 @@
               <w:rPr>
                 <w:sz w:val="16"/>
               </w:rPr>
-              <w:t>La Niña (-1.0)</w:t>
+              <w:t>La Niña 2017/18 (-1.0)</w:t>
             </w:r>
           </w:p>
         </w:tc>
         <w:tc>
           <w:tcPr>
-            <w:tcW w:type="dxa" w:w="4195"/>
+            <w:tcW w:type="dxa" w:w="4082"/>
           </w:tcPr>
           <w:p>
             <w:r/>
@@ -2007,7 +2007,7 @@
         </w:tc>
         <w:tc>
           <w:tcPr>
-            <w:tcW w:type="dxa" w:w="1814"/>
+            <w:tcW w:type="dxa" w:w="1928"/>
           </w:tcPr>
           <w:p>
             <w:r/>
@@ -2015,13 +2015,13 @@
               <w:rPr>
                 <w:sz w:val="16"/>
               </w:rPr>
-              <w:t>El Niño (+0.9)</w:t>
+              <w:t>El Niño 2018/19 (+0.9)</w:t>
             </w:r>
           </w:p>
         </w:tc>
         <w:tc>
           <w:tcPr>
-            <w:tcW w:type="dxa" w:w="4195"/>
+            <w:tcW w:type="dxa" w:w="4082"/>
           </w:tcPr>
           <w:p>
             <w:r/>
@@ -2078,7 +2078,7 @@
         </w:tc>
         <w:tc>
           <w:tcPr>
-            <w:tcW w:type="dxa" w:w="1814"/>
+            <w:tcW w:type="dxa" w:w="1928"/>
           </w:tcPr>
           <w:p>
             <w:r/>
@@ -2086,13 +2086,13 @@
               <w:rPr>
                 <w:sz w:val="16"/>
               </w:rPr>
-              <w:t>neutre (-0.4)</w:t>
+              <w:t>neutre 2013/14 (-0.4)</w:t>
             </w:r>
           </w:p>
         </w:tc>
         <w:tc>
           <w:tcPr>
-            <w:tcW w:type="dxa" w:w="4195"/>
+            <w:tcW w:type="dxa" w:w="4082"/>
           </w:tcPr>
           <w:p>
             <w:r/>

--- a/timeseries/output/reports/Ouganda_balance_sheet_cafe.docx
+++ b/timeseries/output/reports/Ouganda_balance_sheet_cafe.docx
@@ -2151,7 +2151,7 @@
       <w:r>
         <w:drawing>
           <wp:inline xmlns:a="http://schemas.openxmlformats.org/drawingml/2006/main" xmlns:pic="http://schemas.openxmlformats.org/drawingml/2006/picture">
-            <wp:extent cx="5760000" cy="1851540"/>
+            <wp:extent cx="5760000" cy="2193735"/>
             <wp:docPr id="4" name="Picture 4"/>
             <wp:cNvGraphicFramePr>
               <a:graphicFrameLocks noChangeAspect="1"/>
@@ -2172,7 +2172,7 @@
                   <pic:spPr>
                     <a:xfrm>
                       <a:off x="0" y="0"/>
-                      <a:ext cx="5760000" cy="1851540"/>
+                      <a:ext cx="5760000" cy="2193735"/>
                     </a:xfrm>
                     <a:prstGeom prst="rect"/>
                   </pic:spPr>

--- a/timeseries/output/reports/Ouganda_balance_sheet_cafe.docx
+++ b/timeseries/output/reports/Ouganda_balance_sheet_cafe.docx
@@ -18,7 +18,7 @@
           <w:color w:val="52514E"/>
           <w:sz w:val="18"/>
         </w:rPr>
-        <w:t>Au 16 septembre 2026. Source des chiffres : balance sheet (onglet Uganda), USDA. Classification ENSO : NOAA CPC episode list reproduced from memory (peak ONI approximate); drop the CPC table in data/oni.csv to replace it.</w:t>
+        <w:t>Au 16 septembre 2026. Source des chiffres : balance sheet (onglet Uganda), USDA. Classification ENSO : official ONI/RONI table /home/user/procafe/timeseries/data/oni.csv.</w:t>
       </w:r>
     </w:p>
     <w:p>

--- a/timeseries/output/reports/Ouganda_balance_sheet_cafe.docx
+++ b/timeseries/output/reports/Ouganda_balance_sheet_cafe.docx
@@ -69,7 +69,7 @@
         <w:rPr>
           <w:sz w:val="20"/>
         </w:rPr>
-        <w:t>El Niño : rendement en moyenne -3.5 % par rapport aux campagnes voisines sur 5 campagnes (80 % d'entre elles sous la moyenne) ; El Niño fort : -7.7 % (3 campagnes, 100 % sous la moyenne). La Niña : +3.0 % (7 campagnes).</w:t>
+        <w:t>El Niño : rendement en moyenne -3.5 % par rapport aux campagnes voisines sur 5 campagnes (80 % d'entre elles sous la moyenne) ; El Niño fort : -8.8 % (4 campagnes, 100 % sous la moyenne). La Niña : +0.1 % (8 campagnes).</w:t>
       </w:r>
     </w:p>
     <w:p>
@@ -1658,7 +1658,7 @@
               <w:rPr>
                 <w:sz w:val="16"/>
               </w:rPr>
-              <w:t>neutre 2019/20 (+0.5)</w:t>
+              <w:t>La Niña 2019/20 (-0.7)</w:t>
             </w:r>
           </w:p>
         </w:tc>
@@ -1729,7 +1729,7 @@
               <w:rPr>
                 <w:sz w:val="16"/>
               </w:rPr>
-              <w:t>El Niño 2015/16 (+2.6)</w:t>
+              <w:t>El Niño 2015/16 (+2.3)</w:t>
             </w:r>
           </w:p>
         </w:tc>
@@ -1801,7 +1801,7 @@
               <w:rPr>
                 <w:sz w:val="16"/>
               </w:rPr>
-              <w:t>El Niño 2014/15 (+0.7)</w:t>
+              <w:t>El Niño 2014/15 (+1.0)</w:t>
             </w:r>
           </w:p>
         </w:tc>
@@ -1872,7 +1872,7 @@
               <w:rPr>
                 <w:sz w:val="16"/>
               </w:rPr>
-              <w:t>La Niña 2011/12 (-1.1)</w:t>
+              <w:t>La Niña 2011/12 (-1.0)</w:t>
             </w:r>
           </w:p>
         </w:tc>
@@ -1943,7 +1943,7 @@
               <w:rPr>
                 <w:sz w:val="16"/>
               </w:rPr>
-              <w:t>La Niña 2017/18 (-1.0)</w:t>
+              <w:t>La Niña 2017/18 (-1.1)</w:t>
             </w:r>
           </w:p>
         </w:tc>
@@ -2015,7 +2015,7 @@
               <w:rPr>
                 <w:sz w:val="16"/>
               </w:rPr>
-              <w:t>El Niño 2018/19 (+0.9)</w:t>
+              <w:t>El Niño 2018/19 (+0.8)</w:t>
             </w:r>
           </w:p>
         </w:tc>
@@ -2086,7 +2086,7 @@
               <w:rPr>
                 <w:sz w:val="16"/>
               </w:rPr>
-              <w:t>neutre 2013/14 (-0.4)</w:t>
+              <w:t>neutre 2013/14 (-0.5)</w:t>
             </w:r>
           </w:p>
         </w:tc>
@@ -2326,7 +2326,7 @@
               <w:rPr>
                 <w:sz w:val="15"/>
               </w:rPr>
-              <w:t>3</w:t>
+              <w:t>4</w:t>
             </w:r>
           </w:p>
         </w:tc>
@@ -2340,7 +2340,7 @@
               <w:rPr>
                 <w:sz w:val="15"/>
               </w:rPr>
-              <w:t>-7.7 %</w:t>
+              <w:t>-8.8 %</w:t>
             </w:r>
           </w:p>
         </w:tc>
@@ -2368,7 +2368,7 @@
               <w:rPr>
                 <w:sz w:val="15"/>
               </w:rPr>
-              <w:t>-9.3 %</w:t>
+              <w:t>-9.8 %</w:t>
             </w:r>
           </w:p>
         </w:tc>
@@ -2382,7 +2382,7 @@
               <w:rPr>
                 <w:sz w:val="15"/>
               </w:rPr>
-              <w:t>2009/10 2015/16 2023/24</w:t>
+              <w:t>2009/10 2014/15 2015/16 2023/24</w:t>
             </w:r>
           </w:p>
         </w:tc>
@@ -2498,7 +2498,7 @@
               <w:rPr>
                 <w:sz w:val="15"/>
               </w:rPr>
-              <w:t>3</w:t>
+              <w:t>2</w:t>
             </w:r>
           </w:p>
         </w:tc>
@@ -2512,7 +2512,7 @@
               <w:rPr>
                 <w:sz w:val="15"/>
               </w:rPr>
-              <w:t>-3.9 %</w:t>
+              <w:t>+4.1 %</w:t>
             </w:r>
           </w:p>
         </w:tc>
@@ -2526,7 +2526,7 @@
               <w:rPr>
                 <w:sz w:val="15"/>
               </w:rPr>
-              <w:t>33 %</w:t>
+              <w:t>0 %</w:t>
             </w:r>
           </w:p>
         </w:tc>
@@ -2540,7 +2540,7 @@
               <w:rPr>
                 <w:sz w:val="15"/>
               </w:rPr>
-              <w:t>+4.9 %</w:t>
+              <w:t>+6.2 %</w:t>
             </w:r>
           </w:p>
         </w:tc>
@@ -2554,7 +2554,7 @@
               <w:rPr>
                 <w:sz w:val="15"/>
               </w:rPr>
-              <w:t>2012/13 2013/14 2019/20</w:t>
+              <w:t>2012/13 2013/14</w:t>
             </w:r>
           </w:p>
         </w:tc>
@@ -2571,6 +2571,92 @@
                 <w:sz w:val="15"/>
               </w:rPr>
               <w:t>La Niña</w:t>
+            </w:r>
+          </w:p>
+        </w:tc>
+        <w:tc>
+          <w:tcPr>
+            <w:tcW w:type="dxa" w:w="567"/>
+          </w:tcPr>
+          <w:p>
+            <w:r/>
+            <w:r>
+              <w:rPr>
+                <w:sz w:val="15"/>
+              </w:rPr>
+              <w:t>8</w:t>
+            </w:r>
+          </w:p>
+        </w:tc>
+        <w:tc>
+          <w:tcPr>
+            <w:tcW w:type="dxa" w:w="1361"/>
+          </w:tcPr>
+          <w:p>
+            <w:r/>
+            <w:r>
+              <w:rPr>
+                <w:sz w:val="15"/>
+              </w:rPr>
+              <w:t>+0.1 %</w:t>
+            </w:r>
+          </w:p>
+        </w:tc>
+        <w:tc>
+          <w:tcPr>
+            <w:tcW w:type="dxa" w:w="1134"/>
+          </w:tcPr>
+          <w:p>
+            <w:r/>
+            <w:r>
+              <w:rPr>
+                <w:sz w:val="15"/>
+              </w:rPr>
+              <w:t>50 %</w:t>
+            </w:r>
+          </w:p>
+        </w:tc>
+        <w:tc>
+          <w:tcPr>
+            <w:tcW w:type="dxa" w:w="1361"/>
+          </w:tcPr>
+          <w:p>
+            <w:r/>
+            <w:r>
+              <w:rPr>
+                <w:sz w:val="15"/>
+              </w:rPr>
+              <w:t>+2.3 %</w:t>
+            </w:r>
+          </w:p>
+        </w:tc>
+        <w:tc>
+          <w:tcPr>
+            <w:tcW w:type="dxa" w:w="3402"/>
+          </w:tcPr>
+          <w:p>
+            <w:r/>
+            <w:r>
+              <w:rPr>
+                <w:sz w:val="15"/>
+              </w:rPr>
+              <w:t>2010/11 2011/12 2017/18 2019/20 2020/21 2021/22 2022/23 2024/25</w:t>
+            </w:r>
+          </w:p>
+        </w:tc>
+      </w:tr>
+      <w:tr>
+        <w:tc>
+          <w:tcPr>
+            <w:tcW w:type="dxa" w:w="1814"/>
+          </w:tcPr>
+          <w:p>
+            <w:r/>
+            <w:r>
+              <w:rPr>
+                <w:sz w:val="15"/>
+              </w:rPr>
+              <w:t>La Niña forte (|ONI| ≥ 1)</w:t>
             </w:r>
           </w:p>
         </w:tc>
@@ -2626,7 +2712,7 @@
               <w:rPr>
                 <w:sz w:val="15"/>
               </w:rPr>
-              <w:t>+2.4 %</w:t>
+              <w:t>+6.0 %</w:t>
             </w:r>
           </w:p>
         </w:tc>
@@ -2645,92 +2731,6 @@
           </w:p>
         </w:tc>
       </w:tr>
-      <w:tr>
-        <w:tc>
-          <w:tcPr>
-            <w:tcW w:type="dxa" w:w="1814"/>
-          </w:tcPr>
-          <w:p>
-            <w:r/>
-            <w:r>
-              <w:rPr>
-                <w:sz w:val="15"/>
-              </w:rPr>
-              <w:t>La Niña forte (|ONI| ≥ 1)</w:t>
-            </w:r>
-          </w:p>
-        </w:tc>
-        <w:tc>
-          <w:tcPr>
-            <w:tcW w:type="dxa" w:w="567"/>
-          </w:tcPr>
-          <w:p>
-            <w:r/>
-            <w:r>
-              <w:rPr>
-                <w:sz w:val="15"/>
-              </w:rPr>
-              <w:t>6</w:t>
-            </w:r>
-          </w:p>
-        </w:tc>
-        <w:tc>
-          <w:tcPr>
-            <w:tcW w:type="dxa" w:w="1361"/>
-          </w:tcPr>
-          <w:p>
-            <w:r/>
-            <w:r>
-              <w:rPr>
-                <w:sz w:val="15"/>
-              </w:rPr>
-              <w:t>+3.5 %</w:t>
-            </w:r>
-          </w:p>
-        </w:tc>
-        <w:tc>
-          <w:tcPr>
-            <w:tcW w:type="dxa" w:w="1134"/>
-          </w:tcPr>
-          <w:p>
-            <w:r/>
-            <w:r>
-              <w:rPr>
-                <w:sz w:val="15"/>
-              </w:rPr>
-              <w:t>33 %</w:t>
-            </w:r>
-          </w:p>
-        </w:tc>
-        <w:tc>
-          <w:tcPr>
-            <w:tcW w:type="dxa" w:w="1361"/>
-          </w:tcPr>
-          <w:p>
-            <w:r/>
-            <w:r>
-              <w:rPr>
-                <w:sz w:val="15"/>
-              </w:rPr>
-              <w:t>+5.2 %</w:t>
-            </w:r>
-          </w:p>
-        </w:tc>
-        <w:tc>
-          <w:tcPr>
-            <w:tcW w:type="dxa" w:w="3402"/>
-          </w:tcPr>
-          <w:p>
-            <w:r/>
-            <w:r>
-              <w:rPr>
-                <w:sz w:val="15"/>
-              </w:rPr>
-              <w:t>2010/11 2011/12 2017/18 2020/21 2021/22 2022/23</w:t>
-            </w:r>
-          </w:p>
-        </w:tc>
-      </w:tr>
     </w:tbl>
     <w:p/>
     <w:p>
@@ -2740,7 +2740,7 @@
           <w:i w:val="0"/>
           <w:sz w:val="20"/>
         </w:rPr>
-        <w:t>Lecture : pour Ouganda, El Niño est historiquement négatif pour le rendement (-3.5 %) et La Niña positif (+3.0 %). Avec 8 à 15 campagnes par phase, ce sont des tendances centrales, pas des lois : l'intensité de l'épisode, son calage sur la floraison et l'état du verger font l'écart.</w:t>
+        <w:t>Lecture : pour Ouganda, El Niño est historiquement négatif pour le rendement (-3.5 %) et La Niña neutre (+0.1 %). Avec 8 à 15 campagnes par phase, ce sont des tendances centrales, pas des lois : l'intensité de l'épisode, son calage sur la floraison et l'état du verger font l'écart.</w:t>
       </w:r>
     </w:p>
     <w:p>
@@ -2760,7 +2760,7 @@
           <w:i w:val="0"/>
           <w:sz w:val="20"/>
         </w:rPr>
-        <w:t>Campagne pilotée : 2026/27. Point de départ (modèle, ON/OFF connu pour le Brésil) : 7 160 ; avec l'effet El Niño moyen (-7.6 %) : 6 614 ; avec l'effet des El Niño forts (-9.3 %) : 6 494 (milliers de sacs).</w:t>
+        <w:t>Campagne pilotée : 2026/27. Point de départ (modèle, ON/OFF connu pour le Brésil) : 7 160 ; avec l'effet El Niño moyen (-7.6 %) : 6 614 ; avec l'effet des El Niño forts (-9.8 %) : 6 458 (milliers de sacs).</w:t>
       </w:r>
     </w:p>
     <w:p>

--- a/timeseries/output/reports/Ouganda_balance_sheet_cafe.docx
+++ b/timeseries/output/reports/Ouganda_balance_sheet_cafe.docx
@@ -2312,7 +2312,93 @@
               <w:rPr>
                 <w:sz w:val="15"/>
               </w:rPr>
-              <w:t>El Niño fort (|ONI| ≥ 1)</w:t>
+              <w:t>El Niño fort (≥ 1,6)</w:t>
+            </w:r>
+          </w:p>
+        </w:tc>
+        <w:tc>
+          <w:tcPr>
+            <w:tcW w:type="dxa" w:w="567"/>
+          </w:tcPr>
+          <w:p>
+            <w:r/>
+            <w:r>
+              <w:rPr>
+                <w:sz w:val="15"/>
+              </w:rPr>
+              <w:t>1</w:t>
+            </w:r>
+          </w:p>
+        </w:tc>
+        <w:tc>
+          <w:tcPr>
+            <w:tcW w:type="dxa" w:w="1361"/>
+          </w:tcPr>
+          <w:p>
+            <w:r/>
+            <w:r>
+              <w:rPr>
+                <w:sz w:val="15"/>
+              </w:rPr>
+              <w:t>-14.3 %</w:t>
+            </w:r>
+          </w:p>
+        </w:tc>
+        <w:tc>
+          <w:tcPr>
+            <w:tcW w:type="dxa" w:w="1134"/>
+          </w:tcPr>
+          <w:p>
+            <w:r/>
+            <w:r>
+              <w:rPr>
+                <w:sz w:val="15"/>
+              </w:rPr>
+              <w:t>100 %</w:t>
+            </w:r>
+          </w:p>
+        </w:tc>
+        <w:tc>
+          <w:tcPr>
+            <w:tcW w:type="dxa" w:w="1361"/>
+          </w:tcPr>
+          <w:p>
+            <w:r/>
+            <w:r>
+              <w:rPr>
+                <w:sz w:val="15"/>
+              </w:rPr>
+              <w:t>-15.6 %</w:t>
+            </w:r>
+          </w:p>
+        </w:tc>
+        <w:tc>
+          <w:tcPr>
+            <w:tcW w:type="dxa" w:w="3402"/>
+          </w:tcPr>
+          <w:p>
+            <w:r/>
+            <w:r>
+              <w:rPr>
+                <w:sz w:val="15"/>
+              </w:rPr>
+              <w:t>2015/16</w:t>
+            </w:r>
+          </w:p>
+        </w:tc>
+      </w:tr>
+      <w:tr>
+        <w:tc>
+          <w:tcPr>
+            <w:tcW w:type="dxa" w:w="1814"/>
+          </w:tcPr>
+          <w:p>
+            <w:r/>
+            <w:r>
+              <w:rPr>
+                <w:sz w:val="15"/>
+              </w:rPr>
+              <w:t>El Niño (0,5 à 1,5)</w:t>
             </w:r>
           </w:p>
         </w:tc>
@@ -2340,7 +2426,7 @@
               <w:rPr>
                 <w:sz w:val="15"/>
               </w:rPr>
-              <w:t>-8.8 %</w:t>
+              <w:t>-0.9 %</w:t>
             </w:r>
           </w:p>
         </w:tc>
@@ -2354,7 +2440,7 @@
               <w:rPr>
                 <w:sz w:val="15"/>
               </w:rPr>
-              <w:t>100 %</w:t>
+              <w:t>75 %</w:t>
             </w:r>
           </w:p>
         </w:tc>
@@ -2368,7 +2454,7 @@
               <w:rPr>
                 <w:sz w:val="15"/>
               </w:rPr>
-              <w:t>-9.8 %</w:t>
+              <w:t>-6.5 %</w:t>
             </w:r>
           </w:p>
         </w:tc>
@@ -2382,93 +2468,7 @@
               <w:rPr>
                 <w:sz w:val="15"/>
               </w:rPr>
-              <w:t>2009/10 2014/15 2015/16 2023/24</w:t>
-            </w:r>
-          </w:p>
-        </w:tc>
-      </w:tr>
-      <w:tr>
-        <w:tc>
-          <w:tcPr>
-            <w:tcW w:type="dxa" w:w="1814"/>
-          </w:tcPr>
-          <w:p>
-            <w:r/>
-            <w:r>
-              <w:rPr>
-                <w:sz w:val="15"/>
-              </w:rPr>
-              <w:t>El Niño</w:t>
-            </w:r>
-          </w:p>
-        </w:tc>
-        <w:tc>
-          <w:tcPr>
-            <w:tcW w:type="dxa" w:w="567"/>
-          </w:tcPr>
-          <w:p>
-            <w:r/>
-            <w:r>
-              <w:rPr>
-                <w:sz w:val="15"/>
-              </w:rPr>
-              <w:t>5</w:t>
-            </w:r>
-          </w:p>
-        </w:tc>
-        <w:tc>
-          <w:tcPr>
-            <w:tcW w:type="dxa" w:w="1361"/>
-          </w:tcPr>
-          <w:p>
-            <w:r/>
-            <w:r>
-              <w:rPr>
-                <w:sz w:val="15"/>
-              </w:rPr>
-              <w:t>-3.5 %</w:t>
-            </w:r>
-          </w:p>
-        </w:tc>
-        <w:tc>
-          <w:tcPr>
-            <w:tcW w:type="dxa" w:w="1134"/>
-          </w:tcPr>
-          <w:p>
-            <w:r/>
-            <w:r>
-              <w:rPr>
-                <w:sz w:val="15"/>
-              </w:rPr>
-              <w:t>80 %</w:t>
-            </w:r>
-          </w:p>
-        </w:tc>
-        <w:tc>
-          <w:tcPr>
-            <w:tcW w:type="dxa" w:w="1361"/>
-          </w:tcPr>
-          <w:p>
-            <w:r/>
-            <w:r>
-              <w:rPr>
-                <w:sz w:val="15"/>
-              </w:rPr>
-              <w:t>-7.6 %</w:t>
-            </w:r>
-          </w:p>
-        </w:tc>
-        <w:tc>
-          <w:tcPr>
-            <w:tcW w:type="dxa" w:w="3402"/>
-          </w:tcPr>
-          <w:p>
-            <w:r/>
-            <w:r>
-              <w:rPr>
-                <w:sz w:val="15"/>
-              </w:rPr>
-              <w:t>2009/10 2014/15 2015/16 2018/19 2023/24</w:t>
+              <w:t>2009/10 2014/15 2018/19 2023/24</w:t>
             </w:r>
           </w:p>
         </w:tc>
@@ -2584,7 +2584,7 @@
               <w:rPr>
                 <w:sz w:val="15"/>
               </w:rPr>
-              <w:t>8</w:t>
+              <w:t>7</w:t>
             </w:r>
           </w:p>
         </w:tc>
@@ -2598,7 +2598,7 @@
               <w:rPr>
                 <w:sz w:val="15"/>
               </w:rPr>
-              <w:t>+0.1 %</w:t>
+              <w:t>-0.6 %</w:t>
             </w:r>
           </w:p>
         </w:tc>
@@ -2612,7 +2612,7 @@
               <w:rPr>
                 <w:sz w:val="15"/>
               </w:rPr>
-              <w:t>50 %</w:t>
+              <w:t>57 %</w:t>
             </w:r>
           </w:p>
         </w:tc>
@@ -2626,7 +2626,7 @@
               <w:rPr>
                 <w:sz w:val="15"/>
               </w:rPr>
-              <w:t>+2.3 %</w:t>
+              <w:t>-0.4 %</w:t>
             </w:r>
           </w:p>
         </w:tc>
@@ -2640,7 +2640,7 @@
               <w:rPr>
                 <w:sz w:val="15"/>
               </w:rPr>
-              <w:t>2010/11 2011/12 2017/18 2019/20 2020/21 2021/22 2022/23 2024/25</w:t>
+              <w:t>2011/12 2017/18 2019/20 2020/21 2021/22 2022/23 2024/25</w:t>
             </w:r>
           </w:p>
         </w:tc>
@@ -2656,7 +2656,7 @@
               <w:rPr>
                 <w:sz w:val="15"/>
               </w:rPr>
-              <w:t>La Niña forte (|ONI| ≥ 1)</w:t>
+              <w:t>La Niña forte (≤ −1,6)</w:t>
             </w:r>
           </w:p>
         </w:tc>
@@ -2670,7 +2670,7 @@
               <w:rPr>
                 <w:sz w:val="15"/>
               </w:rPr>
-              <w:t>7</w:t>
+              <w:t>1</w:t>
             </w:r>
           </w:p>
         </w:tc>
@@ -2684,7 +2684,7 @@
               <w:rPr>
                 <w:sz w:val="15"/>
               </w:rPr>
-              <w:t>+3.0 %</w:t>
+              <w:t>+5.5 %</w:t>
             </w:r>
           </w:p>
         </w:tc>
@@ -2698,7 +2698,7 @@
               <w:rPr>
                 <w:sz w:val="15"/>
               </w:rPr>
-              <w:t>43 %</w:t>
+              <w:t>0 %</w:t>
             </w:r>
           </w:p>
         </w:tc>
@@ -2712,7 +2712,7 @@
               <w:rPr>
                 <w:sz w:val="15"/>
               </w:rPr>
-              <w:t>+6.0 %</w:t>
+              <w:t>+12.0 %</w:t>
             </w:r>
           </w:p>
         </w:tc>
@@ -2726,7 +2726,7 @@
               <w:rPr>
                 <w:sz w:val="15"/>
               </w:rPr>
-              <w:t>2010/11 2011/12 2017/18 2020/21 2021/22 2022/23 2024/25</w:t>
+              <w:t>2010/11</w:t>
             </w:r>
           </w:p>
         </w:tc>

--- a/timeseries/output/reports/Ouganda_balance_sheet_cafe.docx
+++ b/timeseries/output/reports/Ouganda_balance_sheet_cafe.docx
@@ -2398,7 +2398,7 @@
               <w:rPr>
                 <w:sz w:val="15"/>
               </w:rPr>
-              <w:t>El Niño (0,5 à 1,5)</w:t>
+              <w:t>El Niño (0,5 à 1,6)</w:t>
             </w:r>
           </w:p>
         </w:tc>

--- a/timeseries/output/reports/Ouganda_balance_sheet_cafe.docx
+++ b/timeseries/output/reports/Ouganda_balance_sheet_cafe.docx
@@ -2191,7 +2191,7 @@
           <w:color w:val="52514E"/>
           <w:sz w:val="16"/>
         </w:rPr>
-        <w:t>Figure 5. Écart moyen du rendement et de la production par phase ENSO.</w:t>
+        <w:t>Figure 5. Variation annuelle moyenne du rendement et de la production par phase ENSO.</w:t>
       </w:r>
     </w:p>
     <w:tbl>
@@ -2242,7 +2242,7 @@
         </w:tc>
         <w:tc>
           <w:tcPr>
-            <w:tcW w:type="dxa" w:w="1361"/>
+            <w:tcW w:type="dxa" w:w="1474"/>
           </w:tcPr>
           <w:p>
             <w:r/>
@@ -2251,22 +2251,7 @@
                 <w:b/>
                 <w:sz w:val="15"/>
               </w:rPr>
-              <w:t>Rendement : écart moyen</w:t>
-            </w:r>
-          </w:p>
-        </w:tc>
-        <w:tc>
-          <w:tcPr>
-            <w:tcW w:type="dxa" w:w="1134"/>
-          </w:tcPr>
-          <w:p>
-            <w:r/>
-            <w:r>
-              <w:rPr>
-                <w:b/>
-                <w:sz w:val="15"/>
-              </w:rPr>
-              <w:t>% sous la moyenne</w:t>
+              <w:t>Rendement : variation annuelle moyenne</w:t>
             </w:r>
           </w:p>
         </w:tc>
@@ -2281,13 +2266,28 @@
                 <w:b/>
                 <w:sz w:val="15"/>
               </w:rPr>
-              <w:t>Production : écart moyen</w:t>
+              <w:t>Rendement : écart aux voisines</w:t>
             </w:r>
           </w:p>
         </w:tc>
         <w:tc>
           <w:tcPr>
-            <w:tcW w:type="dxa" w:w="3402"/>
+            <w:tcW w:type="dxa" w:w="1474"/>
+          </w:tcPr>
+          <w:p>
+            <w:r/>
+            <w:r>
+              <w:rPr>
+                <w:b/>
+                <w:sz w:val="15"/>
+              </w:rPr>
+              <w:t>Production : variation annuelle moyenne</w:t>
+            </w:r>
+          </w:p>
+        </w:tc>
+        <w:tc>
+          <w:tcPr>
+            <w:tcW w:type="dxa" w:w="2948"/>
           </w:tcPr>
           <w:p>
             <w:r/>
@@ -2332,6 +2332,20 @@
         </w:tc>
         <w:tc>
           <w:tcPr>
+            <w:tcW w:type="dxa" w:w="1474"/>
+          </w:tcPr>
+          <w:p>
+            <w:r/>
+            <w:r>
+              <w:rPr>
+                <w:sz w:val="15"/>
+              </w:rPr>
+              <w:t>+1.1 %</w:t>
+            </w:r>
+          </w:p>
+        </w:tc>
+        <w:tc>
+          <w:tcPr>
             <w:tcW w:type="dxa" w:w="1361"/>
           </w:tcPr>
           <w:p>
@@ -2346,7 +2360,7 @@
         </w:tc>
         <w:tc>
           <w:tcPr>
-            <w:tcW w:type="dxa" w:w="1134"/>
+            <w:tcW w:type="dxa" w:w="1474"/>
           </w:tcPr>
           <w:p>
             <w:r/>
@@ -2354,27 +2368,13 @@
               <w:rPr>
                 <w:sz w:val="15"/>
               </w:rPr>
-              <w:t>100 %</w:t>
+              <w:t>+1.4 %</w:t>
             </w:r>
           </w:p>
         </w:tc>
         <w:tc>
           <w:tcPr>
-            <w:tcW w:type="dxa" w:w="1361"/>
-          </w:tcPr>
-          <w:p>
-            <w:r/>
-            <w:r>
-              <w:rPr>
-                <w:sz w:val="15"/>
-              </w:rPr>
-              <w:t>-15.6 %</w:t>
-            </w:r>
-          </w:p>
-        </w:tc>
-        <w:tc>
-          <w:tcPr>
-            <w:tcW w:type="dxa" w:w="3402"/>
+            <w:tcW w:type="dxa" w:w="2948"/>
           </w:tcPr>
           <w:p>
             <w:r/>
@@ -2418,6 +2418,20 @@
         </w:tc>
         <w:tc>
           <w:tcPr>
+            <w:tcW w:type="dxa" w:w="1474"/>
+          </w:tcPr>
+          <w:p>
+            <w:r/>
+            <w:r>
+              <w:rPr>
+                <w:sz w:val="15"/>
+              </w:rPr>
+              <w:t>-7.5 %</w:t>
+            </w:r>
+          </w:p>
+        </w:tc>
+        <w:tc>
+          <w:tcPr>
             <w:tcW w:type="dxa" w:w="1361"/>
           </w:tcPr>
           <w:p>
@@ -2432,7 +2446,7 @@
         </w:tc>
         <w:tc>
           <w:tcPr>
-            <w:tcW w:type="dxa" w:w="1134"/>
+            <w:tcW w:type="dxa" w:w="1474"/>
           </w:tcPr>
           <w:p>
             <w:r/>
@@ -2440,27 +2454,13 @@
               <w:rPr>
                 <w:sz w:val="15"/>
               </w:rPr>
-              <w:t>75 %</w:t>
+              <w:t>-0.9 %</w:t>
             </w:r>
           </w:p>
         </w:tc>
         <w:tc>
           <w:tcPr>
-            <w:tcW w:type="dxa" w:w="1361"/>
-          </w:tcPr>
-          <w:p>
-            <w:r/>
-            <w:r>
-              <w:rPr>
-                <w:sz w:val="15"/>
-              </w:rPr>
-              <w:t>-6.5 %</w:t>
-            </w:r>
-          </w:p>
-        </w:tc>
-        <w:tc>
-          <w:tcPr>
-            <w:tcW w:type="dxa" w:w="3402"/>
+            <w:tcW w:type="dxa" w:w="2948"/>
           </w:tcPr>
           <w:p>
             <w:r/>
@@ -2504,6 +2504,20 @@
         </w:tc>
         <w:tc>
           <w:tcPr>
+            <w:tcW w:type="dxa" w:w="1474"/>
+          </w:tcPr>
+          <w:p>
+            <w:r/>
+            <w:r>
+              <w:rPr>
+                <w:sz w:val="15"/>
+              </w:rPr>
+              <w:t>+3.4 %</w:t>
+            </w:r>
+          </w:p>
+        </w:tc>
+        <w:tc>
+          <w:tcPr>
             <w:tcW w:type="dxa" w:w="1361"/>
           </w:tcPr>
           <w:p>
@@ -2518,7 +2532,7 @@
         </w:tc>
         <w:tc>
           <w:tcPr>
-            <w:tcW w:type="dxa" w:w="1134"/>
+            <w:tcW w:type="dxa" w:w="1474"/>
           </w:tcPr>
           <w:p>
             <w:r/>
@@ -2526,27 +2540,13 @@
               <w:rPr>
                 <w:sz w:val="15"/>
               </w:rPr>
-              <w:t>0 %</w:t>
+              <w:t>+7.3 %</w:t>
             </w:r>
           </w:p>
         </w:tc>
         <w:tc>
           <w:tcPr>
-            <w:tcW w:type="dxa" w:w="1361"/>
-          </w:tcPr>
-          <w:p>
-            <w:r/>
-            <w:r>
-              <w:rPr>
-                <w:sz w:val="15"/>
-              </w:rPr>
-              <w:t>+6.2 %</w:t>
-            </w:r>
-          </w:p>
-        </w:tc>
-        <w:tc>
-          <w:tcPr>
-            <w:tcW w:type="dxa" w:w="3402"/>
+            <w:tcW w:type="dxa" w:w="2948"/>
           </w:tcPr>
           <w:p>
             <w:r/>
@@ -2590,6 +2590,20 @@
         </w:tc>
         <w:tc>
           <w:tcPr>
+            <w:tcW w:type="dxa" w:w="1474"/>
+          </w:tcPr>
+          <w:p>
+            <w:r/>
+            <w:r>
+              <w:rPr>
+                <w:sz w:val="15"/>
+              </w:rPr>
+              <w:t>+1.7 %</w:t>
+            </w:r>
+          </w:p>
+        </w:tc>
+        <w:tc>
+          <w:tcPr>
             <w:tcW w:type="dxa" w:w="1361"/>
           </w:tcPr>
           <w:p>
@@ -2604,7 +2618,7 @@
         </w:tc>
         <w:tc>
           <w:tcPr>
-            <w:tcW w:type="dxa" w:w="1134"/>
+            <w:tcW w:type="dxa" w:w="1474"/>
           </w:tcPr>
           <w:p>
             <w:r/>
@@ -2612,27 +2626,13 @@
               <w:rPr>
                 <w:sz w:val="15"/>
               </w:rPr>
-              <w:t>57 %</w:t>
+              <w:t>+2.6 %</w:t>
             </w:r>
           </w:p>
         </w:tc>
         <w:tc>
           <w:tcPr>
-            <w:tcW w:type="dxa" w:w="1361"/>
-          </w:tcPr>
-          <w:p>
-            <w:r/>
-            <w:r>
-              <w:rPr>
-                <w:sz w:val="15"/>
-              </w:rPr>
-              <w:t>-0.4 %</w:t>
-            </w:r>
-          </w:p>
-        </w:tc>
-        <w:tc>
-          <w:tcPr>
-            <w:tcW w:type="dxa" w:w="3402"/>
+            <w:tcW w:type="dxa" w:w="2948"/>
           </w:tcPr>
           <w:p>
             <w:r/>
@@ -2676,6 +2676,20 @@
         </w:tc>
         <w:tc>
           <w:tcPr>
+            <w:tcW w:type="dxa" w:w="1474"/>
+          </w:tcPr>
+          <w:p>
+            <w:r/>
+            <w:r>
+              <w:rPr>
+                <w:sz w:val="15"/>
+              </w:rPr>
+              <w:t>+6.8 %</w:t>
+            </w:r>
+          </w:p>
+        </w:tc>
+        <w:tc>
+          <w:tcPr>
             <w:tcW w:type="dxa" w:w="1361"/>
           </w:tcPr>
           <w:p>
@@ -2690,7 +2704,7 @@
         </w:tc>
         <w:tc>
           <w:tcPr>
-            <w:tcW w:type="dxa" w:w="1134"/>
+            <w:tcW w:type="dxa" w:w="1474"/>
           </w:tcPr>
           <w:p>
             <w:r/>
@@ -2698,27 +2712,13 @@
               <w:rPr>
                 <w:sz w:val="15"/>
               </w:rPr>
-              <w:t>0 %</w:t>
+              <w:t>+11.3 %</w:t>
             </w:r>
           </w:p>
         </w:tc>
         <w:tc>
           <w:tcPr>
-            <w:tcW w:type="dxa" w:w="1361"/>
-          </w:tcPr>
-          <w:p>
-            <w:r/>
-            <w:r>
-              <w:rPr>
-                <w:sz w:val="15"/>
-              </w:rPr>
-              <w:t>+12.0 %</w:t>
-            </w:r>
-          </w:p>
-        </w:tc>
-        <w:tc>
-          <w:tcPr>
-            <w:tcW w:type="dxa" w:w="3402"/>
+            <w:tcW w:type="dxa" w:w="2948"/>
           </w:tcPr>
           <w:p>
             <w:r/>
@@ -2737,10 +2737,21 @@
       <w:r>
         <w:rPr>
           <w:b w:val="0"/>
+          <w:i/>
+          <w:color w:val="52514E"/>
+          <w:sz w:val="16"/>
+        </w:rPr>
+        <w:t>Variation annuelle = campagne N contre N−1 ; écart aux voisines = campagne N contre la moyenne des deux campagnes d'avant et des deux d'après (cycle ON/OFF retiré au Brésil). Au Brésil la variation annuelle porte le cycle : une classe composée surtout d'années ON affiche une hausse mécanique, et inversement.</w:t>
+      </w:r>
+    </w:p>
+    <w:p>
+      <w:r>
+        <w:rPr>
+          <w:b w:val="0"/>
           <w:i w:val="0"/>
           <w:sz w:val="20"/>
         </w:rPr>
-        <w:t>Lecture : pour Ouganda, El Niño est historiquement négatif pour le rendement (-3.5 %) et La Niña neutre (+0.1 %). Avec 8 à 15 campagnes par phase, ce sont des tendances centrales, pas des lois : l'intensité de l'épisode, son calage sur la floraison et l'état du verger font l'écart.</w:t>
+        <w:t>Lecture : pour Ouganda, El Niño est historiquement négatif pour le rendement (variation annuelle moyenne -5.7 %, écart aux voisines -3.5 %) et La Niña positif (+2.3 %, écart +0.1 %). Avec 8 à 15 campagnes par phase, ce sont des tendances centrales, pas des lois : l'intensité de l'épisode, son calage sur la floraison et l'état du verger font l'écart.</w:t>
       </w:r>
     </w:p>
     <w:p>

--- a/timeseries/output/reports/Ouganda_balance_sheet_cafe.docx
+++ b/timeseries/output/reports/Ouganda_balance_sheet_cafe.docx
@@ -2584,7 +2584,7 @@
               <w:rPr>
                 <w:sz w:val="15"/>
               </w:rPr>
-              <w:t>7</w:t>
+              <w:t>8</w:t>
             </w:r>
           </w:p>
         </w:tc>
@@ -2598,7 +2598,7 @@
               <w:rPr>
                 <w:sz w:val="15"/>
               </w:rPr>
-              <w:t>+1.7 %</w:t>
+              <w:t>+2.3 %</w:t>
             </w:r>
           </w:p>
         </w:tc>
@@ -2612,7 +2612,7 @@
               <w:rPr>
                 <w:sz w:val="15"/>
               </w:rPr>
-              <w:t>-0.6 %</w:t>
+              <w:t>+0.1 %</w:t>
             </w:r>
           </w:p>
         </w:tc>
@@ -2626,7 +2626,7 @@
               <w:rPr>
                 <w:sz w:val="15"/>
               </w:rPr>
-              <w:t>+2.6 %</w:t>
+              <w:t>+4.5 %</w:t>
             </w:r>
           </w:p>
         </w:tc>
@@ -2640,93 +2640,7 @@
               <w:rPr>
                 <w:sz w:val="15"/>
               </w:rPr>
-              <w:t>2011/12 2017/18 2019/20 2020/21 2021/22 2022/23 2024/25</w:t>
-            </w:r>
-          </w:p>
-        </w:tc>
-      </w:tr>
-      <w:tr>
-        <w:tc>
-          <w:tcPr>
-            <w:tcW w:type="dxa" w:w="1814"/>
-          </w:tcPr>
-          <w:p>
-            <w:r/>
-            <w:r>
-              <w:rPr>
-                <w:sz w:val="15"/>
-              </w:rPr>
-              <w:t>La Niña forte (≤ −1,6)</w:t>
-            </w:r>
-          </w:p>
-        </w:tc>
-        <w:tc>
-          <w:tcPr>
-            <w:tcW w:type="dxa" w:w="567"/>
-          </w:tcPr>
-          <w:p>
-            <w:r/>
-            <w:r>
-              <w:rPr>
-                <w:sz w:val="15"/>
-              </w:rPr>
-              <w:t>1</w:t>
-            </w:r>
-          </w:p>
-        </w:tc>
-        <w:tc>
-          <w:tcPr>
-            <w:tcW w:type="dxa" w:w="1474"/>
-          </w:tcPr>
-          <w:p>
-            <w:r/>
-            <w:r>
-              <w:rPr>
-                <w:sz w:val="15"/>
-              </w:rPr>
-              <w:t>+6.8 %</w:t>
-            </w:r>
-          </w:p>
-        </w:tc>
-        <w:tc>
-          <w:tcPr>
-            <w:tcW w:type="dxa" w:w="1361"/>
-          </w:tcPr>
-          <w:p>
-            <w:r/>
-            <w:r>
-              <w:rPr>
-                <w:sz w:val="15"/>
-              </w:rPr>
-              <w:t>+5.5 %</w:t>
-            </w:r>
-          </w:p>
-        </w:tc>
-        <w:tc>
-          <w:tcPr>
-            <w:tcW w:type="dxa" w:w="1474"/>
-          </w:tcPr>
-          <w:p>
-            <w:r/>
-            <w:r>
-              <w:rPr>
-                <w:sz w:val="15"/>
-              </w:rPr>
-              <w:t>+11.3 %</w:t>
-            </w:r>
-          </w:p>
-        </w:tc>
-        <w:tc>
-          <w:tcPr>
-            <w:tcW w:type="dxa" w:w="2948"/>
-          </w:tcPr>
-          <w:p>
-            <w:r/>
-            <w:r>
-              <w:rPr>
-                <w:sz w:val="15"/>
-              </w:rPr>
-              <w:t>2010/11</w:t>
+              <w:t>2010/11 2011/12 2017/18 2019/20 2020/21 2021/22 2022/23 2024/25</w:t>
             </w:r>
           </w:p>
         </w:tc>
